--- a/backend_api/templates/lashing_certificate_template.docx
+++ b/backend_api/templates/lashing_certificate_template.docx
@@ -4,6 +4,105 @@
   <w:body>
     <w:p>
       <w:pPr>
+        <w:ind w:left="4956" w:firstLine="708"/>
+        <w:rPr>
+          <w:b/>
+          <w:spacing w:val="22"/>
+          <w:sz w:val="20"/>
+          <w14:shadow w14:blurRad="50800" w14:dist="38100" w14:dir="2700000" w14:sx="100000" w14:sy="100000" w14:kx="0" w14:ky="0" w14:algn="tl">
+            <w14:srgbClr w14:val="000000">
+              <w14:alpha w14:val="60000"/>
+            </w14:srgbClr>
+          </w14:shadow>
+        </w:rPr>
+      </w:pPr>
+      <w:r>
+        <w:rPr>
+          <w:b/>
+          <w:color w:val="FF0000"/>
+          <w:spacing w:val="22"/>
+          <w:sz w:val="20"/>
+          <w14:shadow w14:blurRad="50800" w14:dist="38100" w14:dir="2700000" w14:sx="100000" w14:sy="100000" w14:kx="0" w14:ky="0" w14:algn="tl">
+            <w14:srgbClr w14:val="000000">
+              <w14:alpha w14:val="60000"/>
+            </w14:srgbClr>
+          </w14:shadow>
+        </w:rPr>
+        <w:t xml:space="preserve">CERT </w:t>
+      </w:r>
+      <w:proofErr w:type="spellStart"/>
+      <w:r>
+        <w:rPr>
+          <w:b/>
+          <w:color w:val="FF0000"/>
+          <w:spacing w:val="22"/>
+          <w:sz w:val="20"/>
+          <w14:shadow w14:blurRad="50800" w14:dist="38100" w14:dir="2700000" w14:sx="100000" w14:sy="100000" w14:kx="0" w14:ky="0" w14:algn="tl">
+            <w14:srgbClr w14:val="000000">
+              <w14:alpha w14:val="60000"/>
+            </w14:srgbClr>
+          </w14:shadow>
+        </w:rPr>
+        <w:t>Nº</w:t>
+      </w:r>
+      <w:proofErr w:type="spellEnd"/>
+      <w:r>
+        <w:rPr>
+          <w:color w:val="000000"/>
+          <w:spacing w:val="22"/>
+          <w:sz w:val="20"/>
+          <w14:shadow w14:blurRad="50800" w14:dist="38100" w14:dir="2700000" w14:sx="100000" w14:sy="100000" w14:kx="0" w14:ky="0" w14:algn="tl">
+            <w14:srgbClr w14:val="000000">
+              <w14:alpha w14:val="60000"/>
+            </w14:srgbClr>
+          </w14:shadow>
+        </w:rPr>
+        <w:t xml:space="preserve"> </w:t>
+      </w:r>
+      <w:r>
+        <w:rPr>
+          <w:b/>
+          <w:spacing w:val="22"/>
+          <w:sz w:val="20"/>
+          <w14:shadow w14:blurRad="50800" w14:dist="38100" w14:dir="2700000" w14:sx="100000" w14:sy="100000" w14:kx="0" w14:ky="0" w14:algn="tl">
+            <w14:srgbClr w14:val="000000">
+              <w14:alpha w14:val="60000"/>
+            </w14:srgbClr>
+          </w14:shadow>
+        </w:rPr>
+        <w:t>{</w:t>
+      </w:r>
+      <w:proofErr w:type="spellStart"/>
+      <w:r>
+        <w:rPr>
+          <w:b/>
+          <w:spacing w:val="22"/>
+          <w:sz w:val="20"/>
+          <w14:shadow w14:blurRad="50800" w14:dist="38100" w14:dir="2700000" w14:sx="100000" w14:sy="100000" w14:kx="0" w14:ky="0" w14:algn="tl">
+            <w14:srgbClr w14:val="000000">
+              <w14:alpha w14:val="60000"/>
+            </w14:srgbClr>
+          </w14:shadow>
+        </w:rPr>
+        <w:t>report_no</w:t>
+      </w:r>
+      <w:proofErr w:type="spellEnd"/>
+      <w:r>
+        <w:rPr>
+          <w:b/>
+          <w:spacing w:val="22"/>
+          <w:sz w:val="20"/>
+          <w14:shadow w14:blurRad="50800" w14:dist="38100" w14:dir="2700000" w14:sx="100000" w14:sy="100000" w14:kx="0" w14:ky="0" w14:algn="tl">
+            <w14:srgbClr w14:val="000000">
+              <w14:alpha w14:val="60000"/>
+            </w14:srgbClr>
+          </w14:shadow>
+        </w:rPr>
+        <w:t>}</w:t>
+      </w:r>
+    </w:p>
+    <w:p>
+      <w:pPr>
         <w:rPr>
           <w:rStyle w:val="Emphasis"/>
           <w:i w:val="0"/>
@@ -135,10 +234,29 @@
       <w:r>
         <w:rPr>
           <w:rStyle w:val="Emphasis"/>
-          <w:i w:val="0"/>
-          <w:lang w:val="en-US"/>
-        </w:rPr>
-        <w:t>TTNU060858 1</w:t>
+          <w:b/>
+          <w:i w:val="0"/>
+          <w:lang w:val="en-US"/>
+        </w:rPr>
+        <w:t>{</w:t>
+      </w:r>
+      <w:proofErr w:type="spellStart"/>
+      <w:r>
+        <w:rPr>
+          <w:rStyle w:val="Emphasis"/>
+          <w:i w:val="0"/>
+          <w:lang w:val="en-US"/>
+        </w:rPr>
+        <w:t>flat_rack_container</w:t>
+      </w:r>
+      <w:proofErr w:type="spellEnd"/>
+      <w:r>
+        <w:rPr>
+          <w:rStyle w:val="Emphasis"/>
+          <w:i w:val="0"/>
+          <w:lang w:val="en-US"/>
+        </w:rPr>
+        <w:t>}</w:t>
       </w:r>
       <w:r>
         <w:rPr>
@@ -191,8 +309,9 @@
           <w:i w:val="0"/>
           <w:lang w:val="en-US"/>
         </w:rPr>
-        <w:t xml:space="preserve">:                </w:t>
-      </w:r>
+        <w:t xml:space="preserve">:               </w:t>
+      </w:r>
+      <w:proofErr w:type="gramStart"/>
       <w:r>
         <w:rPr>
           <w:rStyle w:val="Emphasis"/>
@@ -214,18 +333,38 @@
       <w:r>
         <w:rPr>
           <w:rStyle w:val="Emphasis"/>
-          <w:i w:val="0"/>
-          <w:lang w:val="en-US"/>
-        </w:rPr>
-        <w:t>ANILLO DEL STATOR E44 COMPL</w:t>
-      </w:r>
-      <w:r>
-        <w:rPr>
-          <w:rStyle w:val="Emphasis"/>
-          <w:i w:val="0"/>
-          <w:lang w:val="en-US"/>
-        </w:rPr>
-        <w:t xml:space="preserve"> / STATOR RING</w:t>
+          <w:b/>
+          <w:i w:val="0"/>
+          <w:lang w:val="en-US"/>
+        </w:rPr>
+        <w:t xml:space="preserve"> </w:t>
+      </w:r>
+      <w:r>
+        <w:rPr>
+          <w:rStyle w:val="Emphasis"/>
+          <w:i w:val="0"/>
+          <w:lang w:val="en-US"/>
+        </w:rPr>
+        <w:t>{</w:t>
+      </w:r>
+      <w:proofErr w:type="spellStart"/>
+      <w:proofErr w:type="gramEnd"/>
+      <w:r>
+        <w:rPr>
+          <w:rStyle w:val="Emphasis"/>
+          <w:i w:val="0"/>
+          <w:lang w:val="en-US"/>
+        </w:rPr>
+        <w:t>cargo_type</w:t>
+      </w:r>
+      <w:proofErr w:type="spellEnd"/>
+      <w:r>
+        <w:rPr>
+          <w:rStyle w:val="Emphasis"/>
+          <w:i w:val="0"/>
+          <w:lang w:val="en-US"/>
+        </w:rPr>
+        <w:t>}</w:t>
       </w:r>
     </w:p>
     <w:p>
@@ -253,8 +392,9 @@
           <w:i w:val="0"/>
           <w:lang w:val="en-US"/>
         </w:rPr>
-        <w:t xml:space="preserve">          </w:t>
-      </w:r>
+        <w:t xml:space="preserve">        </w:t>
+      </w:r>
+      <w:proofErr w:type="gramStart"/>
       <w:r>
         <w:rPr>
           <w:rStyle w:val="Emphasis"/>
@@ -262,6 +402,15 @@
           <w:i w:val="0"/>
           <w:lang w:val="en-US"/>
         </w:rPr>
+        <w:t xml:space="preserve">  </w:t>
+      </w:r>
+      <w:r>
+        <w:rPr>
+          <w:rStyle w:val="Emphasis"/>
+          <w:b/>
+          <w:i w:val="0"/>
+          <w:lang w:val="en-US"/>
+        </w:rPr>
         <w:t xml:space="preserve"> </w:t>
       </w:r>
       <w:r>
@@ -270,7 +419,26 @@
           <w:i w:val="0"/>
           <w:lang w:val="en-US"/>
         </w:rPr>
-        <w:t>RATCHET LASHING</w:t>
+        <w:t>{</w:t>
+      </w:r>
+      <w:proofErr w:type="spellStart"/>
+      <w:proofErr w:type="gramEnd"/>
+      <w:r>
+        <w:rPr>
+          <w:rStyle w:val="Emphasis"/>
+          <w:i w:val="0"/>
+          <w:lang w:val="en-US"/>
+        </w:rPr>
+        <w:t>lashing_material</w:t>
+      </w:r>
+      <w:proofErr w:type="spellEnd"/>
+      <w:r>
+        <w:rPr>
+          <w:rStyle w:val="Emphasis"/>
+          <w:i w:val="0"/>
+          <w:lang w:val="en-US"/>
+        </w:rPr>
+        <w:t>}</w:t>
       </w:r>
     </w:p>
     <w:p>
@@ -321,23 +489,40 @@
           <w:i w:val="0"/>
           <w:lang w:val="en-US"/>
         </w:rPr>
-        <w:t xml:space="preserve">                 DEC 15</w:t>
-      </w:r>
-      <w:r>
-        <w:rPr>
-          <w:rStyle w:val="Emphasis"/>
-          <w:i w:val="0"/>
-          <w:lang w:val="en-US"/>
-        </w:rPr>
-        <w:t>, 201</w:t>
-      </w:r>
-      <w:r>
-        <w:rPr>
-          <w:rStyle w:val="Emphasis"/>
-          <w:i w:val="0"/>
-          <w:lang w:val="en-US"/>
-        </w:rPr>
-        <w:t>7</w:t>
+        <w:t xml:space="preserve">              </w:t>
+      </w:r>
+      <w:proofErr w:type="gramStart"/>
+      <w:r>
+        <w:rPr>
+          <w:rStyle w:val="Emphasis"/>
+          <w:i w:val="0"/>
+          <w:lang w:val="en-US"/>
+        </w:rPr>
+        <w:t xml:space="preserve">   </w:t>
+      </w:r>
+      <w:r>
+        <w:rPr>
+          <w:rStyle w:val="Emphasis"/>
+          <w:i w:val="0"/>
+          <w:lang w:val="en-US"/>
+        </w:rPr>
+        <w:t>{</w:t>
+      </w:r>
+      <w:r>
+        <w:rPr>
+          <w:rStyle w:val="Emphasis"/>
+          <w:i w:val="0"/>
+          <w:lang w:val="en-US"/>
+        </w:rPr>
+        <w:t>date</w:t>
+      </w:r>
+      <w:r>
+        <w:rPr>
+          <w:rStyle w:val="Emphasis"/>
+          <w:i w:val="0"/>
+          <w:lang w:val="en-US"/>
+        </w:rPr>
+        <w:t>}</w:t>
       </w:r>
       <w:r>
         <w:rPr>
@@ -353,15 +538,24 @@
           <w:i w:val="0"/>
           <w:lang w:val="en-US"/>
         </w:rPr>
-        <w:t>CONSORCIO AVENDAÑO SRL</w:t>
-      </w:r>
-      <w:r>
-        <w:rPr>
-          <w:rStyle w:val="Emphasis"/>
-          <w:i w:val="0"/>
-          <w:lang w:val="en-US"/>
-        </w:rPr>
-        <w:t>.</w:t>
+        <w:t>{</w:t>
+      </w:r>
+      <w:proofErr w:type="gramEnd"/>
+      <w:r>
+        <w:rPr>
+          <w:rStyle w:val="Emphasis"/>
+          <w:i w:val="0"/>
+          <w:lang w:val="en-US"/>
+        </w:rPr>
+        <w:t>place</w:t>
+      </w:r>
+      <w:r>
+        <w:rPr>
+          <w:rStyle w:val="Emphasis"/>
+          <w:i w:val="0"/>
+          <w:lang w:val="en-US"/>
+        </w:rPr>
+        <w:t>}</w:t>
       </w:r>
     </w:p>
     <w:p>
@@ -544,23 +738,41 @@
           <w:i w:val="0"/>
           <w:lang w:val="en-US"/>
         </w:rPr>
-        <w:t>ENN 13</w:t>
-      </w:r>
-      <w:r>
-        <w:rPr>
-          <w:rStyle w:val="Emphasis"/>
-          <w:i w:val="0"/>
-          <w:lang w:val="en-US"/>
-        </w:rPr>
-        <w:t xml:space="preserve"> </w:t>
-      </w:r>
-      <w:r>
-        <w:rPr>
-          <w:rStyle w:val="Emphasis"/>
-          <w:i w:val="0"/>
-          <w:lang w:val="en-US"/>
-        </w:rPr>
-        <w:t>RATCHET LASHING</w:t>
+        <w:t xml:space="preserve">ENN </w:t>
+      </w:r>
+      <w:r>
+        <w:rPr>
+          <w:rStyle w:val="Emphasis"/>
+          <w:i w:val="0"/>
+          <w:lang w:val="en-US"/>
+        </w:rPr>
+        <w:t>{</w:t>
+      </w:r>
+      <w:proofErr w:type="spellStart"/>
+      <w:r>
+        <w:rPr>
+          <w:rStyle w:val="Emphasis"/>
+          <w:i w:val="0"/>
+          <w:lang w:val="en-US"/>
+        </w:rPr>
+        <w:t>ratchet_quantity</w:t>
+      </w:r>
+      <w:proofErr w:type="spellEnd"/>
+      <w:r>
+        <w:rPr>
+          <w:rStyle w:val="Emphasis"/>
+          <w:i w:val="0"/>
+          <w:lang w:val="en-US"/>
+        </w:rPr>
+        <w:t>}</w:t>
+      </w:r>
+      <w:r>
+        <w:rPr>
+          <w:rStyle w:val="Emphasis"/>
+          <w:i w:val="0"/>
+          <w:lang w:val="en-US"/>
+        </w:rPr>
+        <w:t xml:space="preserve"> LASHING</w:t>
       </w:r>
       <w:r>
         <w:rPr>
@@ -634,15 +846,33 @@
           <w:i w:val="0"/>
           <w:lang w:val="en-US"/>
         </w:rPr>
-        <w:t>CONSORCIO AVENDAÑO SRL</w:t>
-      </w:r>
-      <w:r>
-        <w:rPr>
-          <w:rStyle w:val="Emphasis"/>
-          <w:i w:val="0"/>
-          <w:lang w:val="en-US"/>
-        </w:rPr>
-        <w:t>´S WAREHOUSE</w:t>
+        <w:t>{</w:t>
+      </w:r>
+      <w:proofErr w:type="spellStart"/>
+      <w:r>
+        <w:rPr>
+          <w:rStyle w:val="Emphasis"/>
+          <w:i w:val="0"/>
+          <w:lang w:val="en-US"/>
+        </w:rPr>
+        <w:t>where_carry_out</w:t>
+      </w:r>
+      <w:proofErr w:type="spellEnd"/>
+      <w:r>
+        <w:rPr>
+          <w:rStyle w:val="Emphasis"/>
+          <w:i w:val="0"/>
+          <w:lang w:val="en-US"/>
+        </w:rPr>
+        <w:t>}</w:t>
+      </w:r>
+      <w:r>
+        <w:rPr>
+          <w:rStyle w:val="Emphasis"/>
+          <w:i w:val="0"/>
+          <w:lang w:val="en-US"/>
+        </w:rPr>
+        <w:t xml:space="preserve"> WAREHOUSE</w:t>
       </w:r>
       <w:r>
         <w:rPr>
@@ -716,15 +946,25 @@
           <w:i w:val="0"/>
           <w:lang w:val="en-US"/>
         </w:rPr>
-        <w:t>DECMBER 15, 2017</w:t>
-      </w:r>
-      <w:r>
-        <w:rPr>
-          <w:rStyle w:val="Emphasis"/>
-          <w:i w:val="0"/>
-          <w:lang w:val="en-US"/>
-        </w:rPr>
-        <w:t>.</w:t>
+        <w:t>{</w:t>
+      </w:r>
+      <w:proofErr w:type="spellStart"/>
+      <w:r>
+        <w:rPr>
+          <w:rStyle w:val="Emphasis"/>
+          <w:i w:val="0"/>
+          <w:lang w:val="en-US"/>
+        </w:rPr>
+        <w:t>completion_date</w:t>
+      </w:r>
+      <w:proofErr w:type="spellEnd"/>
+      <w:r>
+        <w:rPr>
+          <w:rStyle w:val="Emphasis"/>
+          <w:i w:val="0"/>
+          <w:lang w:val="en-US"/>
+        </w:rPr>
+        <w:t>}</w:t>
       </w:r>
     </w:p>
     <w:p>
@@ -1094,7 +1334,25 @@
           <w:i w:val="0"/>
           <w:lang w:val="es-CR"/>
         </w:rPr>
-        <w:t xml:space="preserve">MSL Surveyor                               </w:t>
+        <w:t xml:space="preserve">MSL </w:t>
+      </w:r>
+      <w:proofErr w:type="spellStart"/>
+      <w:r>
+        <w:rPr>
+          <w:rStyle w:val="Emphasis"/>
+          <w:i w:val="0"/>
+          <w:lang w:val="es-CR"/>
+        </w:rPr>
+        <w:t>Surveyor</w:t>
+      </w:r>
+      <w:proofErr w:type="spellEnd"/>
+      <w:r>
+        <w:rPr>
+          <w:rStyle w:val="Emphasis"/>
+          <w:i w:val="0"/>
+          <w:lang w:val="es-CR"/>
+        </w:rPr>
+        <w:t xml:space="preserve">                               </w:t>
       </w:r>
     </w:p>
     <w:sectPr>
@@ -1256,7 +1514,23 @@
                               <w:sz w:val="16"/>
                               <w:lang w:val="en-GB"/>
                             </w:rPr>
-                            <w:t xml:space="preserve">one (506) 8814-07-84 – Tele (506) 2795-14-55 – </w:t>
+                            <w:t xml:space="preserve">one (506) 8814-07-84 – Tele (506) </w:t>
+                          </w:r>
+                          <w:r>
+                            <w:rPr>
+                              <w:rFonts w:ascii="Century Gothic" w:hAnsi="Century Gothic"/>
+                              <w:sz w:val="16"/>
+                              <w:lang w:val="en-GB"/>
+                            </w:rPr>
+                            <w:t>4052-8382</w:t>
+                          </w:r>
+                          <w:r>
+                            <w:rPr>
+                              <w:rFonts w:ascii="Century Gothic" w:hAnsi="Century Gothic"/>
+                              <w:sz w:val="16"/>
+                              <w:lang w:val="en-GB"/>
+                            </w:rPr>
+                            <w:t xml:space="preserve"> – </w:t>
                           </w:r>
                           <w:r>
                             <w:rPr>
@@ -1290,7 +1564,7 @@
               <v:stroke joinstyle="miter"/>
               <v:path gradientshapeok="t" o:connecttype="rect"/>
             </v:shapetype>
-            <v:shape id="Text Box 25" o:spid="_x0000_s1027" type="#_x0000_t202" style="position:absolute;left:0;text-align:left;margin-left:16.8pt;margin-top:-.35pt;width:403.5pt;height:25.8pt;z-index:251658752;visibility:visible;mso-wrap-style:square;mso-width-percent:0;mso-height-percent:0;mso-wrap-distance-left:9pt;mso-wrap-distance-top:0;mso-wrap-distance-right:9pt;mso-wrap-distance-bottom:0;mso-position-horizontal:absolute;mso-position-horizontal-relative:text;mso-position-vertical:absolute;mso-position-vertical-relative:text;mso-width-percent:0;mso-height-percent:0;mso-width-relative:page;mso-height-relative:page;v-text-anchor:top" o:gfxdata="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" filled="f" stroked="f">
+            <v:shape id="Text Box 25" o:spid="_x0000_s1026" type="#_x0000_t202" style="position:absolute;left:0;text-align:left;margin-left:16.8pt;margin-top:-.35pt;width:403.5pt;height:25.8pt;z-index:251658752;visibility:visible;mso-wrap-style:square;mso-width-percent:0;mso-height-percent:0;mso-wrap-distance-left:9pt;mso-wrap-distance-top:0;mso-wrap-distance-right:9pt;mso-wrap-distance-bottom:0;mso-position-horizontal:absolute;mso-position-horizontal-relative:text;mso-position-vertical:absolute;mso-position-vertical-relative:text;mso-width-percent:0;mso-height-percent:0;mso-width-relative:page;mso-height-relative:page;v-text-anchor:top" o:gfxdata="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" filled="f" stroked="f">
               <v:textbox>
                 <w:txbxContent>
                   <w:p>
@@ -1326,7 +1600,23 @@
                         <w:sz w:val="16"/>
                         <w:lang w:val="en-GB"/>
                       </w:rPr>
-                      <w:t xml:space="preserve">one (506) 8814-07-84 – Tele (506) 2795-14-55 – </w:t>
+                      <w:t xml:space="preserve">one (506) 8814-07-84 – Tele (506) </w:t>
+                    </w:r>
+                    <w:r>
+                      <w:rPr>
+                        <w:rFonts w:ascii="Century Gothic" w:hAnsi="Century Gothic"/>
+                        <w:sz w:val="16"/>
+                        <w:lang w:val="en-GB"/>
+                      </w:rPr>
+                      <w:t>4052-8382</w:t>
+                    </w:r>
+                    <w:r>
+                      <w:rPr>
+                        <w:rFonts w:ascii="Century Gothic" w:hAnsi="Century Gothic"/>
+                        <w:sz w:val="16"/>
+                        <w:lang w:val="en-GB"/>
+                      </w:rPr>
+                      <w:t xml:space="preserve"> – </w:t>
                     </w:r>
                     <w:r>
                       <w:rPr>
@@ -1486,7 +1776,7 @@
         </mc:Choice>
         <mc:Fallback>
           <w:pict>
-            <v:shape w14:anchorId="20C6B356" id="Text Box 24" o:spid="_x0000_s1028" type="#_x0000_t202" style="position:absolute;left:0;text-align:left;margin-left:2in;margin-top:1.3pt;width:165.35pt;height:18pt;z-index:251657728;visibility:visible;mso-wrap-style:square;mso-width-percent:0;mso-height-percent:0;mso-wrap-distance-left:9pt;mso-wrap-distance-top:0;mso-wrap-distance-right:9pt;mso-wrap-distance-bottom:0;mso-position-horizontal:absolute;mso-position-horizontal-relative:text;mso-position-vertical:absolute;mso-position-vertical-relative:text;mso-width-percent:0;mso-height-percent:0;mso-width-relative:page;mso-height-relative:page;v-text-anchor:top" o:gfxdata="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" filled="f" stroked="f">
+            <v:shape w14:anchorId="20C6B356" id="Text Box 24" o:spid="_x0000_s1027" type="#_x0000_t202" style="position:absolute;left:0;text-align:left;margin-left:2in;margin-top:1.3pt;width:165.35pt;height:18pt;z-index:251657728;visibility:visible;mso-wrap-style:square;mso-width-percent:0;mso-height-percent:0;mso-wrap-distance-left:9pt;mso-wrap-distance-top:0;mso-wrap-distance-right:9pt;mso-wrap-distance-bottom:0;mso-position-horizontal:absolute;mso-position-horizontal-relative:text;mso-position-vertical:absolute;mso-position-vertical-relative:text;mso-width-percent:0;mso-height-percent:0;mso-width-relative:page;mso-height-relative:page;v-text-anchor:top" o:gfxdata="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" filled="f" stroked="f">
               <o:lock v:ext="edit" aspectratio="t"/>
               <v:textbox inset="0,0,0,0">
                 <w:txbxContent>
@@ -1605,266 +1895,10 @@
     <w:r>
       <w:rPr>
         <w:noProof/>
-        <w:lang w:val="es-CR" w:eastAsia="es-CR"/>
-      </w:rPr>
-      <mc:AlternateContent>
-        <mc:Choice Requires="wps">
-          <w:drawing>
-            <wp:anchor distT="0" distB="0" distL="114300" distR="114300" simplePos="0" relativeHeight="251659776" behindDoc="0" locked="0" layoutInCell="1" allowOverlap="1" wp14:anchorId="53245139" wp14:editId="24C620B0">
-              <wp:simplePos x="0" y="0"/>
-              <wp:positionH relativeFrom="column">
-                <wp:posOffset>4442460</wp:posOffset>
-              </wp:positionH>
-              <wp:positionV relativeFrom="paragraph">
-                <wp:posOffset>-29210</wp:posOffset>
-              </wp:positionV>
-              <wp:extent cx="2126615" cy="251460"/>
-              <wp:effectExtent l="0" t="0" r="0" b="0"/>
-              <wp:wrapNone/>
-              <wp:docPr id="1410177" name="Text Box 26"/>
-              <wp:cNvGraphicFramePr>
-                <a:graphicFrameLocks xmlns:a="http://schemas.openxmlformats.org/drawingml/2006/main"/>
-              </wp:cNvGraphicFramePr>
-              <a:graphic xmlns:a="http://schemas.openxmlformats.org/drawingml/2006/main">
-                <a:graphicData uri="http://schemas.microsoft.com/office/word/2010/wordprocessingShape">
-                  <wps:wsp>
-                    <wps:cNvSpPr txBox="1">
-                      <a:spLocks noChangeArrowheads="1"/>
-                    </wps:cNvSpPr>
-                    <wps:spPr bwMode="auto">
-                      <a:xfrm>
-                        <a:off x="0" y="0"/>
-                        <a:ext cx="2126615" cy="251460"/>
-                      </a:xfrm>
-                      <a:prstGeom prst="rect">
-                        <a:avLst/>
-                      </a:prstGeom>
-                      <a:noFill/>
-                      <a:ln>
-                        <a:noFill/>
-                      </a:ln>
-                      <a:extLst>
-                        <a:ext uri="{909E8E84-426E-40DD-AFC4-6F175D3DCCD1}">
-                          <a14:hiddenFill xmlns:a14="http://schemas.microsoft.com/office/drawing/2010/main">
-                            <a:solidFill>
-                              <a:srgbClr val="FFFFFF"/>
-                            </a:solidFill>
-                          </a14:hiddenFill>
-                        </a:ext>
-                        <a:ext uri="{91240B29-F687-4F45-9708-019B960494DF}">
-                          <a14:hiddenLine xmlns:a14="http://schemas.microsoft.com/office/drawing/2010/main" w="9525">
-                            <a:solidFill>
-                              <a:srgbClr val="000000"/>
-                            </a:solidFill>
-                            <a:miter lim="800000"/>
-                            <a:headEnd/>
-                            <a:tailEnd/>
-                          </a14:hiddenLine>
-                        </a:ext>
-                      </a:extLst>
-                    </wps:spPr>
-                    <wps:txbx>
-                      <w:txbxContent>
-                        <w:p>
-                          <w:pPr>
-                            <w:rPr>
-                              <w:b/>
-                              <w:spacing w:val="22"/>
-                              <w:sz w:val="20"/>
-                              <w14:shadow w14:blurRad="50800" w14:dist="38100" w14:dir="2700000" w14:sx="100000" w14:sy="100000" w14:kx="0" w14:ky="0" w14:algn="tl">
-                                <w14:srgbClr w14:val="000000">
-                                  <w14:alpha w14:val="60000"/>
-                                </w14:srgbClr>
-                              </w14:shadow>
-                            </w:rPr>
-                          </w:pPr>
-                          <w:r>
-                            <w:rPr>
-                              <w:b/>
-                              <w:color w:val="FF0000"/>
-                              <w:spacing w:val="22"/>
-                              <w:sz w:val="20"/>
-                              <w14:shadow w14:blurRad="50800" w14:dist="38100" w14:dir="2700000" w14:sx="100000" w14:sy="100000" w14:kx="0" w14:ky="0" w14:algn="tl">
-                                <w14:srgbClr w14:val="000000">
-                                  <w14:alpha w14:val="60000"/>
-                                </w14:srgbClr>
-                              </w14:shadow>
-                            </w:rPr>
-                            <w:t>CERT Nº</w:t>
-                          </w:r>
-                          <w:r>
-                            <w:rPr>
-                              <w:color w:val="000000"/>
-                              <w:spacing w:val="22"/>
-                              <w:sz w:val="20"/>
-                              <w14:shadow w14:blurRad="50800" w14:dist="38100" w14:dir="2700000" w14:sx="100000" w14:sy="100000" w14:kx="0" w14:ky="0" w14:algn="tl">
-                                <w14:srgbClr w14:val="000000">
-                                  <w14:alpha w14:val="60000"/>
-                                </w14:srgbClr>
-                              </w14:shadow>
-                            </w:rPr>
-                            <w:t xml:space="preserve"> </w:t>
-                          </w:r>
-                          <w:r>
-                            <w:rPr>
-                              <w:b/>
-                              <w:spacing w:val="22"/>
-                              <w:sz w:val="20"/>
-                              <w14:shadow w14:blurRad="50800" w14:dist="38100" w14:dir="2700000" w14:sx="100000" w14:sy="100000" w14:kx="0" w14:ky="0" w14:algn="tl">
-                                <w14:srgbClr w14:val="000000">
-                                  <w14:alpha w14:val="60000"/>
-                                </w14:srgbClr>
-                              </w14:shadow>
-                            </w:rPr>
-                            <w:t>1015</w:t>
-                          </w:r>
-                          <w:r>
-                            <w:rPr>
-                              <w:b/>
-                              <w:spacing w:val="22"/>
-                              <w:sz w:val="20"/>
-                              <w14:shadow w14:blurRad="50800" w14:dist="38100" w14:dir="2700000" w14:sx="100000" w14:sy="100000" w14:kx="0" w14:ky="0" w14:algn="tl">
-                                <w14:srgbClr w14:val="000000">
-                                  <w14:alpha w14:val="60000"/>
-                                </w14:srgbClr>
-                              </w14:shadow>
-                            </w:rPr>
-                            <w:t>-</w:t>
-                          </w:r>
-                          <w:r>
-                            <w:rPr>
-                              <w:b/>
-                              <w:spacing w:val="22"/>
-                              <w:sz w:val="20"/>
-                              <w14:shadow w14:blurRad="50800" w14:dist="38100" w14:dir="2700000" w14:sx="100000" w14:sy="100000" w14:kx="0" w14:ky="0" w14:algn="tl">
-                                <w14:srgbClr w14:val="000000">
-                                  <w14:alpha w14:val="60000"/>
-                                </w14:srgbClr>
-                              </w14:shadow>
-                            </w:rPr>
-                            <w:t>1512-2017-1</w:t>
-                          </w:r>
-                        </w:p>
-                      </w:txbxContent>
-                    </wps:txbx>
-                    <wps:bodyPr rot="0" vert="horz" wrap="square" lIns="91440" tIns="45720" rIns="91440" bIns="45720" anchor="t" anchorCtr="0" upright="1">
-                      <a:noAutofit/>
-                    </wps:bodyPr>
-                  </wps:wsp>
-                </a:graphicData>
-              </a:graphic>
-              <wp14:sizeRelH relativeFrom="page">
-                <wp14:pctWidth>0</wp14:pctWidth>
-              </wp14:sizeRelH>
-              <wp14:sizeRelV relativeFrom="page">
-                <wp14:pctHeight>0</wp14:pctHeight>
-              </wp14:sizeRelV>
-            </wp:anchor>
-          </w:drawing>
-        </mc:Choice>
-        <mc:Fallback>
-          <w:pict>
-            <v:shapetype w14:anchorId="53245139" id="_x0000_t202" coordsize="21600,21600" o:spt="202" path="m,l,21600r21600,l21600,xe">
-              <v:stroke joinstyle="miter"/>
-              <v:path gradientshapeok="t" o:connecttype="rect"/>
-            </v:shapetype>
-            <v:shape id="Text Box 26" o:spid="_x0000_s1026" type="#_x0000_t202" style="position:absolute;margin-left:349.8pt;margin-top:-2.3pt;width:167.45pt;height:19.8pt;z-index:251659776;visibility:visible;mso-wrap-style:square;mso-width-percent:0;mso-height-percent:0;mso-wrap-distance-left:9pt;mso-wrap-distance-top:0;mso-wrap-distance-right:9pt;mso-wrap-distance-bottom:0;mso-position-horizontal:absolute;mso-position-horizontal-relative:text;mso-position-vertical:absolute;mso-position-vertical-relative:text;mso-width-percent:0;mso-height-percent:0;mso-width-relative:page;mso-height-relative:page;v-text-anchor:top" o:gfxdata="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" filled="f" stroked="f">
-              <v:textbox>
-                <w:txbxContent>
-                  <w:p>
-                    <w:pPr>
-                      <w:rPr>
-                        <w:b/>
-                        <w:spacing w:val="22"/>
-                        <w:sz w:val="20"/>
-                        <w14:shadow w14:blurRad="50800" w14:dist="38100" w14:dir="2700000" w14:sx="100000" w14:sy="100000" w14:kx="0" w14:ky="0" w14:algn="tl">
-                          <w14:srgbClr w14:val="000000">
-                            <w14:alpha w14:val="60000"/>
-                          </w14:srgbClr>
-                        </w14:shadow>
-                      </w:rPr>
-                    </w:pPr>
-                    <w:r>
-                      <w:rPr>
-                        <w:b/>
-                        <w:color w:val="FF0000"/>
-                        <w:spacing w:val="22"/>
-                        <w:sz w:val="20"/>
-                        <w14:shadow w14:blurRad="50800" w14:dist="38100" w14:dir="2700000" w14:sx="100000" w14:sy="100000" w14:kx="0" w14:ky="0" w14:algn="tl">
-                          <w14:srgbClr w14:val="000000">
-                            <w14:alpha w14:val="60000"/>
-                          </w14:srgbClr>
-                        </w14:shadow>
-                      </w:rPr>
-                      <w:t>CERT Nº</w:t>
-                    </w:r>
-                    <w:r>
-                      <w:rPr>
-                        <w:color w:val="000000"/>
-                        <w:spacing w:val="22"/>
-                        <w:sz w:val="20"/>
-                        <w14:shadow w14:blurRad="50800" w14:dist="38100" w14:dir="2700000" w14:sx="100000" w14:sy="100000" w14:kx="0" w14:ky="0" w14:algn="tl">
-                          <w14:srgbClr w14:val="000000">
-                            <w14:alpha w14:val="60000"/>
-                          </w14:srgbClr>
-                        </w14:shadow>
-                      </w:rPr>
-                      <w:t xml:space="preserve"> </w:t>
-                    </w:r>
-                    <w:r>
-                      <w:rPr>
-                        <w:b/>
-                        <w:spacing w:val="22"/>
-                        <w:sz w:val="20"/>
-                        <w14:shadow w14:blurRad="50800" w14:dist="38100" w14:dir="2700000" w14:sx="100000" w14:sy="100000" w14:kx="0" w14:ky="0" w14:algn="tl">
-                          <w14:srgbClr w14:val="000000">
-                            <w14:alpha w14:val="60000"/>
-                          </w14:srgbClr>
-                        </w14:shadow>
-                      </w:rPr>
-                      <w:t>1015</w:t>
-                    </w:r>
-                    <w:r>
-                      <w:rPr>
-                        <w:b/>
-                        <w:spacing w:val="22"/>
-                        <w:sz w:val="20"/>
-                        <w14:shadow w14:blurRad="50800" w14:dist="38100" w14:dir="2700000" w14:sx="100000" w14:sy="100000" w14:kx="0" w14:ky="0" w14:algn="tl">
-                          <w14:srgbClr w14:val="000000">
-                            <w14:alpha w14:val="60000"/>
-                          </w14:srgbClr>
-                        </w14:shadow>
-                      </w:rPr>
-                      <w:t>-</w:t>
-                    </w:r>
-                    <w:r>
-                      <w:rPr>
-                        <w:b/>
-                        <w:spacing w:val="22"/>
-                        <w:sz w:val="20"/>
-                        <w14:shadow w14:blurRad="50800" w14:dist="38100" w14:dir="2700000" w14:sx="100000" w14:sy="100000" w14:kx="0" w14:ky="0" w14:algn="tl">
-                          <w14:srgbClr w14:val="000000">
-                            <w14:alpha w14:val="60000"/>
-                          </w14:srgbClr>
-                        </w14:shadow>
-                      </w:rPr>
-                      <w:t>1512-2017-1</w:t>
-                    </w:r>
-                  </w:p>
-                </w:txbxContent>
-              </v:textbox>
-            </v:shape>
-          </w:pict>
-        </mc:Fallback>
-      </mc:AlternateContent>
-    </w:r>
-    <w:r>
-      <w:rPr>
-        <w:noProof/>
         <w:lang w:val="es-ES"/>
       </w:rPr>
       <w:drawing>
-        <wp:anchor distT="0" distB="0" distL="114300" distR="114300" simplePos="0" relativeHeight="251655680" behindDoc="0" locked="0" layoutInCell="1" allowOverlap="1" wp14:anchorId="334CD18C" wp14:editId="5FCD62A8">
+        <wp:anchor distT="0" distB="0" distL="114300" distR="114300" simplePos="0" relativeHeight="251655680" behindDoc="0" locked="0" layoutInCell="1" allowOverlap="1" wp14:anchorId="334CD18C" wp14:editId="1B8519D2">
           <wp:simplePos x="0" y="0"/>
           <wp:positionH relativeFrom="column">
             <wp:posOffset>-93345</wp:posOffset>
